--- a/docs/08-答辩/开题答辩讲稿.docx
+++ b/docs/08-答辩/开题答辩讲稿.docx
@@ -58,7 +58,7 @@
           <w:sz w:val="21"/>
           <w:szCs w:val="21"/>
         </w:rPr>
-        <w:t xml:space="preserve">总时长约 11 分 15 秒　·　共 16 页　·　2026 年 10 月</w:t>
+        <w:t xml:space="preserve">总时长约 6 分 37 秒　·　共 16 页　·　2026 年 10 月</w:t>
       </w:r>
     </w:p>
     <w:p>
@@ -88,7 +88,7 @@
           <w:sz w:val="24"/>
           <w:szCs w:val="24"/>
         </w:rPr>
-        <w:t xml:space="preserve">本讲稿与《开题答辩.pptx》逐页对应，每页讲词同时写入 PPT 的“演讲者备注”，放映时可在演示者视图中查看。总时长约 11 分钟，若答辩时间收紧，可优先压缩第 4、5、6 页的展开程度。讲稿中的“＿＿”处请替换为本人信息。</w:t>
+        <w:t xml:space="preserve">本讲稿与《开题答辩.pptx》逐页对应，每页讲词同时写入 PPT 的“演讲者备注”，放映时可在演示者视图中查看。总时长约 6 分钟，若答辩时间收紧，可优先压缩第 4、5、6 页的展开程度。讲稿中的“＿＿”处请替换为本人信息。</w:t>
       </w:r>
     </w:p>
     <w:p>
@@ -140,22 +140,22 @@
           <w:sz w:val="20"/>
           <w:szCs w:val="20"/>
         </w:rPr>
-        <w:t xml:space="preserve">　（约 25 秒）</w:t>
-      </w:r>
-    </w:p>
-    <w:p>
-      <w:pPr>
-        <w:spacing w:after="60" w:before="0" w:line="360"/>
-        <w:ind w:firstLine="480"/>
-        <w:jc w:val="both"/>
-      </w:pPr>
-      <w:r>
-        <w:rPr>
-          <w:rFonts w:ascii="宋体" w:eastAsia="宋体" w:hAnsi="宋体"/>
-          <w:sz w:val="24"/>
-          <w:szCs w:val="24"/>
-        </w:rPr>
-        <w:t xml:space="preserve">各位老师好，我是＿＿＿＿，我的毕业设计题目是《基于 Spring Boot 的智能组卷与试卷分析系统设计与实现》，指导教师是＿＿＿＿老师。下面由我向各位老师汇报本课题的开题情况。</w:t>
+        <w:t xml:space="preserve">　（约 15 秒）</w:t>
+      </w:r>
+    </w:p>
+    <w:p>
+      <w:pPr>
+        <w:spacing w:after="60" w:before="0" w:line="360"/>
+        <w:ind w:firstLine="480"/>
+        <w:jc w:val="both"/>
+      </w:pPr>
+      <w:r>
+        <w:rPr>
+          <w:rFonts w:ascii="宋体" w:eastAsia="宋体" w:hAnsi="宋体"/>
+          <w:sz w:val="24"/>
+          <w:szCs w:val="24"/>
+        </w:rPr>
+        <w:t xml:space="preserve">各位老师好，我是＿＿＿＿，毕业设计题目是《基于 Spring Boot 的智能组卷与试卷分析系统设计与实现》，指导教师是＿＿＿＿老师。下面汇报我的开题情况。</w:t>
       </w:r>
     </w:p>
     <w:p>
@@ -192,22 +192,22 @@
           <w:sz w:val="20"/>
           <w:szCs w:val="20"/>
         </w:rPr>
-        <w:t xml:space="preserve">　（约 20 秒）</w:t>
-      </w:r>
-    </w:p>
-    <w:p>
-      <w:pPr>
-        <w:spacing w:after="60" w:before="0" w:line="360"/>
-        <w:ind w:firstLine="480"/>
-        <w:jc w:val="both"/>
-      </w:pPr>
-      <w:r>
-        <w:rPr>
-          <w:rFonts w:ascii="宋体" w:eastAsia="宋体" w:hAnsi="宋体"/>
-          <w:sz w:val="24"/>
-          <w:szCs w:val="24"/>
-        </w:rPr>
-        <w:t xml:space="preserve">我的汇报分为六个部分：选题背景与意义、国内外研究现状、研究内容与目标、技术路线与系统设计、关键技术难点与创新点，最后是进度安排与预期成果。</w:t>
+        <w:t xml:space="preserve">　（约 12 秒）</w:t>
+      </w:r>
+    </w:p>
+    <w:p>
+      <w:pPr>
+        <w:spacing w:after="60" w:before="0" w:line="360"/>
+        <w:ind w:firstLine="480"/>
+        <w:jc w:val="both"/>
+      </w:pPr>
+      <w:r>
+        <w:rPr>
+          <w:rFonts w:ascii="宋体" w:eastAsia="宋体" w:hAnsi="宋体"/>
+          <w:sz w:val="24"/>
+          <w:szCs w:val="24"/>
+        </w:rPr>
+        <w:t xml:space="preserve">我的汇报分六个部分：选题背景与意义、研究现状、研究内容与目标、技术路线与系统设计、关键技术与创新点、进度与预期成果。</w:t>
       </w:r>
     </w:p>
     <w:p>
@@ -244,22 +244,22 @@
           <w:sz w:val="20"/>
           <w:szCs w:val="20"/>
         </w:rPr>
-        <w:t xml:space="preserve">　（约 50 秒）</w:t>
-      </w:r>
-    </w:p>
-    <w:p>
-      <w:pPr>
-        <w:spacing w:after="60" w:before="0" w:line="360"/>
-        <w:ind w:firstLine="480"/>
-        <w:jc w:val="both"/>
-      </w:pPr>
-      <w:r>
-        <w:rPr>
-          <w:rFonts w:ascii="宋体" w:eastAsia="宋体" w:hAnsi="宋体"/>
-          <w:sz w:val="24"/>
-          <w:szCs w:val="24"/>
-        </w:rPr>
-        <w:t xml:space="preserve">首先是选题背景。随着教育信息化的推进，在线考试和机考越来越普及，考试是教学评价的核心环节，而组卷是组织考试的第一步。但目前多数学校的组卷仍依赖教师手工完成，存在四个突出问题：一是效率低，一份结构合理的试卷往往要花几个小时；二是主观性强，难度分布和知识点覆盖难以精确控制；三是题库资源闲置，优质试题没有通过科学组合发挥价值；四是试卷分析浅，考完只看到总分，看不到学生在知识点层面的掌握情况。</w:t>
+        <w:t xml:space="preserve">　（约 32 秒）</w:t>
+      </w:r>
+    </w:p>
+    <w:p>
+      <w:pPr>
+        <w:spacing w:after="60" w:before="0" w:line="360"/>
+        <w:ind w:firstLine="480"/>
+        <w:jc w:val="both"/>
+      </w:pPr>
+      <w:r>
+        <w:rPr>
+          <w:rFonts w:ascii="宋体" w:eastAsia="宋体" w:hAnsi="宋体"/>
+          <w:sz w:val="24"/>
+          <w:szCs w:val="24"/>
+        </w:rPr>
+        <w:t xml:space="preserve">教育信息化推动在线考试普及，组卷是组织考试的第一步。但目前组卷仍多依赖教师手工完成，存在四个问题：效率低、主观性强、题库资源闲置，以及试卷分析浅——只看到总分，看不到学生在知识点上的掌握情况。</w:t>
       </w:r>
     </w:p>
     <w:p>
@@ -296,22 +296,22 @@
           <w:sz w:val="20"/>
           <w:szCs w:val="20"/>
         </w:rPr>
-        <w:t xml:space="preserve">　（约 40 秒）</w:t>
-      </w:r>
-    </w:p>
-    <w:p>
-      <w:pPr>
-        <w:spacing w:after="60" w:before="0" w:line="360"/>
-        <w:ind w:firstLine="480"/>
-        <w:jc w:val="both"/>
-      </w:pPr>
-      <w:r>
-        <w:rPr>
-          <w:rFonts w:ascii="宋体" w:eastAsia="宋体" w:hAnsi="宋体"/>
-          <w:sz w:val="24"/>
-          <w:szCs w:val="24"/>
-        </w:rPr>
-        <w:t xml:space="preserve">因此，本课题的意义体现在两方面。理论上，我把组卷抽象为一个带约束的多目标组合优化问题，研究遗传算法在该问题上的建模与改进，并引入经典测量理论对试卷质量做量化评估，是算法与教育测量相结合的一次实践。实践上，系统能降低教师组卷的工作量、提升试卷的科学性，并把考试反馈从分数推进到知识点诊断，具有实际应用价值；同时它覆盖了需求、设计、算法、前后端开发到测试部署的完整工程流程。</w:t>
+        <w:t xml:space="preserve">　（约 22 秒）</w:t>
+      </w:r>
+    </w:p>
+    <w:p>
+      <w:pPr>
+        <w:spacing w:after="60" w:before="0" w:line="360"/>
+        <w:ind w:firstLine="480"/>
+        <w:jc w:val="both"/>
+      </w:pPr>
+      <w:r>
+        <w:rPr>
+          <w:rFonts w:ascii="宋体" w:eastAsia="宋体" w:hAnsi="宋体"/>
+          <w:sz w:val="24"/>
+          <w:szCs w:val="24"/>
+        </w:rPr>
+        <w:t xml:space="preserve">本课题有理论和实践两方面意义。理论上，把组卷抽象为带约束的多目标优化问题，用遗传算法建模求解，并引入经典测量理论评估试卷质量。实践上，能减轻教师组卷负担、提升试卷科学性，把考试反馈推进到知识点诊断，同时覆盖完整的软件工程流程。</w:t>
       </w:r>
     </w:p>
     <w:p>
@@ -348,22 +348,22 @@
           <w:sz w:val="20"/>
           <w:szCs w:val="20"/>
         </w:rPr>
-        <w:t xml:space="preserve">　（约 60 秒）</w:t>
-      </w:r>
-    </w:p>
-    <w:p>
-      <w:pPr>
-        <w:spacing w:after="60" w:before="0" w:line="360"/>
-        <w:ind w:firstLine="480"/>
-        <w:jc w:val="both"/>
-      </w:pPr>
-      <w:r>
-        <w:rPr>
-          <w:rFonts w:ascii="宋体" w:eastAsia="宋体" w:hAnsi="宋体"/>
-          <w:sz w:val="24"/>
-          <w:szCs w:val="24"/>
-        </w:rPr>
-        <w:t xml:space="preserve">第二部分是国内外研究现状，先看智能组卷算法。组卷的本质是在满足总分、题型、知识点、难度、时间等一系列约束的前提下，从题库中选出一组题目，属于典型的 NP 难问题。现有方法大致分三类：第一类是早期的随机抽取加约束过滤以及回溯算法，实现简单，但多约束下成功率低、效率差；第二类是遗传算法，它全局搜索能力强，是目前应用最广的方法，研究者主要在编码方式、适应度函数和算子改进上做工作，但普遍存在收敛慢、容易早熟、参数依赖经验的问题；第三类是模拟退火、禁忌搜索、蚁群、粒子群等其他智能算法，以及把多种算法结合的混合算法，用来弥补单一算法的不足。</w:t>
+        <w:t xml:space="preserve">　（约 32 秒）</w:t>
+      </w:r>
+    </w:p>
+    <w:p>
+      <w:pPr>
+        <w:spacing w:after="60" w:before="0" w:line="360"/>
+        <w:ind w:firstLine="480"/>
+        <w:jc w:val="both"/>
+      </w:pPr>
+      <w:r>
+        <w:rPr>
+          <w:rFonts w:ascii="宋体" w:eastAsia="宋体" w:hAnsi="宋体"/>
+          <w:sz w:val="24"/>
+          <w:szCs w:val="24"/>
+        </w:rPr>
+        <w:t xml:space="preserve">组卷是在总分、题型、知识点、难度、时间等约束下选题，属于 NP 难问题。现有方法有三类：一是随机抽取与回溯，实现简单但多约束下成功率低；二是遗传算法，全局搜索能力强、应用最广，但存在收敛慢、易早熟、参数依赖经验的问题；三是模拟退火、蚁群等其他智能算法与混合算法。</w:t>
       </w:r>
     </w:p>
     <w:p>
@@ -400,22 +400,22 @@
           <w:sz w:val="20"/>
           <w:szCs w:val="20"/>
         </w:rPr>
-        <w:t xml:space="preserve">　（约 50 秒）</w:t>
-      </w:r>
-    </w:p>
-    <w:p>
-      <w:pPr>
-        <w:spacing w:after="60" w:before="0" w:line="360"/>
-        <w:ind w:firstLine="480"/>
-        <w:jc w:val="both"/>
-      </w:pPr>
-      <w:r>
-        <w:rPr>
-          <w:rFonts w:ascii="宋体" w:eastAsia="宋体" w:hAnsi="宋体"/>
-          <w:sz w:val="24"/>
-          <w:szCs w:val="24"/>
-        </w:rPr>
-        <w:t xml:space="preserve">再看试卷分析方向。经典测量理论通过难度、区分度、信度、效度来评价试卷质量，计算简单、含义直观，应用最广；项目反应理论模型更精细，但对样本要求较高；近年来基于作答数据的认知诊断，把分析从分数统计推进到知识诊断。综合来看，现有系统存在三点不足：组卷算法智能化不足、组卷与分析相互割裂不成闭环、分析停留在统计层面缺少知识点诊断。这正是本课题的切入点。</w:t>
+        <w:t xml:space="preserve">　（约 28 秒）</w:t>
+      </w:r>
+    </w:p>
+    <w:p>
+      <w:pPr>
+        <w:spacing w:after="60" w:before="0" w:line="360"/>
+        <w:ind w:firstLine="480"/>
+        <w:jc w:val="both"/>
+      </w:pPr>
+      <w:r>
+        <w:rPr>
+          <w:rFonts w:ascii="宋体" w:eastAsia="宋体" w:hAnsi="宋体"/>
+          <w:sz w:val="24"/>
+          <w:szCs w:val="24"/>
+        </w:rPr>
+        <w:t xml:space="preserve">试卷分析方面，经典测量理论用难度、区分度、信度评价试卷，应用最广；项目反应理论更精细但对样本要求高；认知诊断则从分数统计走向知识诊断。综合来看，现有系统有三点不足：组卷智能化不足、组卷与分析相互割裂、分析缺少知识点诊断。这正是本课题的切入点。</w:t>
       </w:r>
     </w:p>
     <w:p>
@@ -452,22 +452,22 @@
           <w:sz w:val="20"/>
           <w:szCs w:val="20"/>
         </w:rPr>
-        <w:t xml:space="preserve">　（约 60 秒）</w:t>
-      </w:r>
-    </w:p>
-    <w:p>
-      <w:pPr>
-        <w:spacing w:after="60" w:before="0" w:line="360"/>
-        <w:ind w:firstLine="480"/>
-        <w:jc w:val="both"/>
-      </w:pPr>
-      <w:r>
-        <w:rPr>
-          <w:rFonts w:ascii="宋体" w:eastAsia="宋体" w:hAnsi="宋体"/>
-          <w:sz w:val="24"/>
-          <w:szCs w:val="24"/>
-        </w:rPr>
-        <w:t xml:space="preserve">基于上面的分析，本课题的研究内容有五个方面：第一，题库与知识体系建模，支持多题型，并为题目设置难度、知识点、分值等属性，构建知识点层级；第二，智能组卷算法的研究与实现，把组卷建模为多约束多目标优化问题，用改进遗传算法求解，并与随机组卷和标准遗传算法做对比；第三，组卷约束与模板管理，支持教师自定义题型、分值、难度、知识点覆盖等约束；第四，试卷分析模块，计算难度、区分度、信度等指标并做知识点诊断；第五，系统的设计与实现，基于 Spring Boot 加 Vue 前后端分离完成开发与部署。</w:t>
+        <w:t xml:space="preserve">　（约 38 秒）</w:t>
+      </w:r>
+    </w:p>
+    <w:p>
+      <w:pPr>
+        <w:spacing w:after="60" w:before="0" w:line="360"/>
+        <w:ind w:firstLine="480"/>
+        <w:jc w:val="both"/>
+      </w:pPr>
+      <w:r>
+        <w:rPr>
+          <w:rFonts w:ascii="宋体" w:eastAsia="宋体" w:hAnsi="宋体"/>
+          <w:sz w:val="24"/>
+          <w:szCs w:val="24"/>
+        </w:rPr>
+        <w:t xml:space="preserve">本课题有五项研究内容：一是题库与知识体系建模；二是智能组卷算法，用改进遗传算法求解，并与随机组卷、标准遗传算法对比；三是组卷约束与模板管理；四是试卷分析模块；五是系统的设计与实现。</w:t>
       </w:r>
     </w:p>
     <w:p>
@@ -504,22 +504,22 @@
           <w:sz w:val="20"/>
           <w:szCs w:val="20"/>
         </w:rPr>
-        <w:t xml:space="preserve">　（约 35 秒）</w:t>
-      </w:r>
-    </w:p>
-    <w:p>
-      <w:pPr>
-        <w:spacing w:after="60" w:before="0" w:line="360"/>
-        <w:ind w:firstLine="480"/>
-        <w:jc w:val="both"/>
-      </w:pPr>
-      <w:r>
-        <w:rPr>
-          <w:rFonts w:ascii="宋体" w:eastAsia="宋体" w:hAnsi="宋体"/>
-          <w:sz w:val="24"/>
-          <w:szCs w:val="24"/>
-        </w:rPr>
-        <w:t xml:space="preserve">目标是建成一个可稳定运行的系统。具体来说有三点：一是所实现的改进遗传算法在满足全部组卷约束的前提下，组卷成功率和试卷质量指标优于随机组卷和标准遗传算法；二是试卷分析能够输出难度、区分度、信度等指标和知识点诊断结果；三是把组卷和分析连起来，形成从组卷到分析的完整闭环。</w:t>
+        <w:t xml:space="preserve">　（约 22 秒）</w:t>
+      </w:r>
+    </w:p>
+    <w:p>
+      <w:pPr>
+        <w:spacing w:after="60" w:before="0" w:line="360"/>
+        <w:ind w:firstLine="480"/>
+        <w:jc w:val="both"/>
+      </w:pPr>
+      <w:r>
+        <w:rPr>
+          <w:rFonts w:ascii="宋体" w:eastAsia="宋体" w:hAnsi="宋体"/>
+          <w:sz w:val="24"/>
+          <w:szCs w:val="24"/>
+        </w:rPr>
+        <w:t xml:space="preserve">目标是建成一个可稳定运行的系统：改进算法的组卷成功率和试卷质量指标优于基线，试卷分析能输出难度、区分度、信度等指标以及知识点诊断结果，最终形成从组卷到分析的闭环。</w:t>
       </w:r>
     </w:p>
     <w:p>
@@ -556,22 +556,22 @@
           <w:sz w:val="20"/>
           <w:szCs w:val="20"/>
         </w:rPr>
-        <w:t xml:space="preserve">　（约 40 秒）</w:t>
-      </w:r>
-    </w:p>
-    <w:p>
-      <w:pPr>
-        <w:spacing w:after="60" w:before="0" w:line="360"/>
-        <w:ind w:firstLine="480"/>
-        <w:jc w:val="both"/>
-      </w:pPr>
-      <w:r>
-        <w:rPr>
-          <w:rFonts w:ascii="宋体" w:eastAsia="宋体" w:hAnsi="宋体"/>
-          <w:sz w:val="24"/>
-          <w:szCs w:val="24"/>
-        </w:rPr>
-        <w:t xml:space="preserve">技术路线上，我按需求分析、系统设计、算法设计、编码实现、测试优化到论文撰写这样的顺序推进，整体思路是先建模、再算法、后工程、最后验证，保证理论设计和工程实现相互印证。</w:t>
+        <w:t xml:space="preserve">　（约 22 秒）</w:t>
+      </w:r>
+    </w:p>
+    <w:p>
+      <w:pPr>
+        <w:spacing w:after="60" w:before="0" w:line="360"/>
+        <w:ind w:firstLine="480"/>
+        <w:jc w:val="both"/>
+      </w:pPr>
+      <w:r>
+        <w:rPr>
+          <w:rFonts w:ascii="宋体" w:eastAsia="宋体" w:hAnsi="宋体"/>
+          <w:sz w:val="24"/>
+          <w:szCs w:val="24"/>
+        </w:rPr>
+        <w:t xml:space="preserve">技术路线上，按需求分析、系统设计、算法设计、编码实现、测试优化、论文撰写的顺序推进，整体思路是先建模、再算法、后工程、终验证。</w:t>
       </w:r>
     </w:p>
     <w:p>
@@ -608,22 +608,22 @@
           <w:sz w:val="20"/>
           <w:szCs w:val="20"/>
         </w:rPr>
-        <w:t xml:space="preserve">　（约 50 秒）</w:t>
-      </w:r>
-    </w:p>
-    <w:p>
-      <w:pPr>
-        <w:spacing w:after="60" w:before="0" w:line="360"/>
-        <w:ind w:firstLine="480"/>
-        <w:jc w:val="both"/>
-      </w:pPr>
-      <w:r>
-        <w:rPr>
-          <w:rFonts w:ascii="宋体" w:eastAsia="宋体" w:hAnsi="宋体"/>
-          <w:sz w:val="24"/>
-          <w:szCs w:val="24"/>
-        </w:rPr>
-        <w:t xml:space="preserve">系统采用前后端分离的 B/S 架构，自上而下分为四层：前端层基于 Vue 3，配合 Element Plus、Pinia 和 ECharts；接口层是 RESTful 风格的接口，用 JSON 传输、JWT 鉴权；业务层由 Controller 和 Service 组成，智能组卷引擎和试卷分析引擎作为核心组件集成在业务层；数据层用 MyBatis-Plus 访问 MySQL，并用 Redis 做缓存。各层职责清晰、低耦合。</w:t>
+        <w:t xml:space="preserve">　（约 32 秒）</w:t>
+      </w:r>
+    </w:p>
+    <w:p>
+      <w:pPr>
+        <w:spacing w:after="60" w:before="0" w:line="360"/>
+        <w:ind w:firstLine="480"/>
+        <w:jc w:val="both"/>
+      </w:pPr>
+      <w:r>
+        <w:rPr>
+          <w:rFonts w:ascii="宋体" w:eastAsia="宋体" w:hAnsi="宋体"/>
+          <w:sz w:val="24"/>
+          <w:szCs w:val="24"/>
+        </w:rPr>
+        <w:t xml:space="preserve">系统采用前后端分离架构，分四层：前端层用 Vue 3，配合 Element Plus、Pinia、ECharts；接口层是 RESTful 接口，用 JSON 传输、JWT 鉴权；业务层由 Controller 和 Service 组成，集成智能组卷引擎和试卷分析引擎；数据层用 MyBatis-Plus 访问 MySQL，Redis 做缓存。</w:t>
       </w:r>
     </w:p>
     <w:p>
@@ -660,22 +660,22 @@
           <w:sz w:val="20"/>
           <w:szCs w:val="20"/>
         </w:rPr>
-        <w:t xml:space="preserve">　（约 35 秒）</w:t>
-      </w:r>
-    </w:p>
-    <w:p>
-      <w:pPr>
-        <w:spacing w:after="60" w:before="0" w:line="360"/>
-        <w:ind w:firstLine="480"/>
-        <w:jc w:val="both"/>
-      </w:pPr>
-      <w:r>
-        <w:rPr>
-          <w:rFonts w:ascii="宋体" w:eastAsia="宋体" w:hAnsi="宋体"/>
-          <w:sz w:val="24"/>
-          <w:szCs w:val="24"/>
-        </w:rPr>
-        <w:t xml:space="preserve">系统功能划分为七个模块：系统管理、题库管理、知识点管理、智能组卷、考试管理、试卷分析和个人中心。其中智能组卷和试卷分析是核心，其余是支撑。</w:t>
+        <w:t xml:space="preserve">　（约 22 秒）</w:t>
+      </w:r>
+    </w:p>
+    <w:p>
+      <w:pPr>
+        <w:spacing w:after="60" w:before="0" w:line="360"/>
+        <w:ind w:firstLine="480"/>
+        <w:jc w:val="both"/>
+      </w:pPr>
+      <w:r>
+        <w:rPr>
+          <w:rFonts w:ascii="宋体" w:eastAsia="宋体" w:hAnsi="宋体"/>
+          <w:sz w:val="24"/>
+          <w:szCs w:val="24"/>
+        </w:rPr>
+        <w:t xml:space="preserve">系统划分为六个模块：系统管理、题库管理、知识点管理、智能组卷、考试管理、试卷分析。其中智能组卷和试卷分析是核心，其余是支撑。</w:t>
       </w:r>
     </w:p>
     <w:p>
@@ -712,22 +712,22 @@
           <w:sz w:val="20"/>
           <w:szCs w:val="20"/>
         </w:rPr>
-        <w:t xml:space="preserve">　（约 50 秒）</w:t>
-      </w:r>
-    </w:p>
-    <w:p>
-      <w:pPr>
-        <w:spacing w:after="60" w:before="0" w:line="360"/>
-        <w:ind w:firstLine="480"/>
-        <w:jc w:val="both"/>
-      </w:pPr>
-      <w:r>
-        <w:rPr>
-          <w:rFonts w:ascii="宋体" w:eastAsia="宋体" w:hAnsi="宋体"/>
-          <w:sz w:val="24"/>
-          <w:szCs w:val="24"/>
-        </w:rPr>
-        <w:t xml:space="preserve">本课题的关键技术和难点有四个：一是组卷的多约束多目标建模与适应度函数设计，难点在于如何把各个约束统一到适应度函数并合理设定权重；二是遗传算法的编码方式与算子改进，要在收敛速度和种群多样性之间取得平衡，缓解早熟；三是题目难度和知识点的标注与标定，保证基础数据准确；四是试卷分析模型的建立与可视化。</w:t>
+        <w:t xml:space="preserve">　（约 28 秒）</w:t>
+      </w:r>
+    </w:p>
+    <w:p>
+      <w:pPr>
+        <w:spacing w:after="60" w:before="0" w:line="360"/>
+        <w:ind w:firstLine="480"/>
+        <w:jc w:val="both"/>
+      </w:pPr>
+      <w:r>
+        <w:rPr>
+          <w:rFonts w:ascii="宋体" w:eastAsia="宋体" w:hAnsi="宋体"/>
+          <w:sz w:val="24"/>
+          <w:szCs w:val="24"/>
+        </w:rPr>
+        <w:t xml:space="preserve">关键技术难点有四个：一是组卷的多约束多目标建模与适应度函数设计；二是遗传算法的编码与算子改进，要平衡收敛速度与种群多样性；三是题目难度和知识点的标注与标定；四是分析模型的建立与可视化。</w:t>
       </w:r>
     </w:p>
     <w:p>
@@ -764,22 +764,22 @@
           <w:sz w:val="20"/>
           <w:szCs w:val="20"/>
         </w:rPr>
-        <w:t xml:space="preserve">　（约 70 秒）</w:t>
-      </w:r>
-    </w:p>
-    <w:p>
-      <w:pPr>
-        <w:spacing w:after="60" w:before="0" w:line="360"/>
-        <w:ind w:firstLine="480"/>
-        <w:jc w:val="both"/>
-      </w:pPr>
-      <w:r>
-        <w:rPr>
-          <w:rFonts w:ascii="宋体" w:eastAsia="宋体" w:hAnsi="宋体"/>
-          <w:sz w:val="24"/>
-          <w:szCs w:val="24"/>
-        </w:rPr>
-        <w:t xml:space="preserve">这里重点说一下核心亮点——智能组卷算法。我把一份试卷的优劣用一个适应度函数来度量，它是难度贴近度、知识点覆盖、题型结构、答题时间四项的加权和，再减去一个对违反硬约束的惩罚项。在算法上做了四点改进：按题型分段编码，使题量和分值约束天然得到满足；采用自适应的交叉和变异概率，让算法在收敛速度和种群多样性之间自动平衡；加入精英保留，防止最优解退化；用锦标赛选择提高选择压力。最后我会在相同题库和约束下，把改进算法与随机组卷、标准遗传算法各重复运行多次，用组卷成功率和收敛曲线等数据来验证改进效果。</w:t>
+        <w:t xml:space="preserve">　（约 42 秒）</w:t>
+      </w:r>
+    </w:p>
+    <w:p>
+      <w:pPr>
+        <w:spacing w:after="60" w:before="0" w:line="360"/>
+        <w:ind w:firstLine="480"/>
+        <w:jc w:val="both"/>
+      </w:pPr>
+      <w:r>
+        <w:rPr>
+          <w:rFonts w:ascii="宋体" w:eastAsia="宋体" w:hAnsi="宋体"/>
+          <w:sz w:val="24"/>
+          <w:szCs w:val="24"/>
+        </w:rPr>
+        <w:t xml:space="preserve">重点说核心亮点。我用一个适应度函数衡量试卷优劣，它是难度贴近度、知识点覆盖、题型结构、答题时间四项的加权和，再减去违反硬约束的惩罚项。算法上做了四点改进：按题型分段编码，使题量与分值约束天然满足；自适应交叉与变异概率；精英保留防止最优解退化；锦标赛选择提高选择压力。最后在相同题库与约束下，与随机组卷、标准遗传算法对比验证效果。</w:t>
       </w:r>
     </w:p>
     <w:p>
@@ -816,22 +816,22 @@
           <w:sz w:val="20"/>
           <w:szCs w:val="20"/>
         </w:rPr>
-        <w:t xml:space="preserve">　（约 40 秒）</w:t>
-      </w:r>
-    </w:p>
-    <w:p>
-      <w:pPr>
-        <w:spacing w:after="60" w:before="0" w:line="360"/>
-        <w:ind w:firstLine="480"/>
-        <w:jc w:val="both"/>
-      </w:pPr>
-      <w:r>
-        <w:rPr>
-          <w:rFonts w:ascii="宋体" w:eastAsia="宋体" w:hAnsi="宋体"/>
-          <w:sz w:val="24"/>
-          <w:szCs w:val="24"/>
-        </w:rPr>
-        <w:t xml:space="preserve">进度上分四个阶段：十月到十一月完成开题、需求分析和系统与数据库设计；十二月到明年一月完成改进遗传算法和后端核心功能；二月到三月做前端开发、前后端联调、试卷分析模块和系统测试；四月到五月完成系统部署、论文撰写和答辩。</w:t>
+        <w:t xml:space="preserve">　（约 22 秒）</w:t>
+      </w:r>
+    </w:p>
+    <w:p>
+      <w:pPr>
+        <w:spacing w:after="60" w:before="0" w:line="360"/>
+        <w:ind w:firstLine="480"/>
+        <w:jc w:val="both"/>
+      </w:pPr>
+      <w:r>
+        <w:rPr>
+          <w:rFonts w:ascii="宋体" w:eastAsia="宋体" w:hAnsi="宋体"/>
+          <w:sz w:val="24"/>
+          <w:szCs w:val="24"/>
+        </w:rPr>
+        <w:t xml:space="preserve">进度分四个阶段：十月到十一月完成开题与设计；十二月到一月完成算法与后端；二月到三月做前端、分析模块与测试；四月到五月完成部署、论文与答辩。</w:t>
       </w:r>
     </w:p>
     <w:p>
@@ -868,22 +868,22 @@
           <w:sz w:val="20"/>
           <w:szCs w:val="20"/>
         </w:rPr>
-        <w:t xml:space="preserve">　（约 35 秒）</w:t>
-      </w:r>
-    </w:p>
-    <w:p>
-      <w:pPr>
-        <w:spacing w:after="60" w:before="0" w:line="360"/>
-        <w:ind w:firstLine="480"/>
-        <w:jc w:val="both"/>
-      </w:pPr>
-      <w:r>
-        <w:rPr>
-          <w:rFonts w:ascii="宋体" w:eastAsia="宋体" w:hAnsi="宋体"/>
-          <w:sz w:val="24"/>
-          <w:szCs w:val="24"/>
-        </w:rPr>
-        <w:t xml:space="preserve">预期成果包括：一套可运行的系统、算法对比实验数据、需求与设计等文档、一篇毕业论文和答辩演示文稿。本课题的特色在于用改进遗传算法实现了多约束多目标的智能组卷，并把组卷与分析打通成闭环，还能做面向知识点的掌握诊断。</w:t>
+        <w:t xml:space="preserve">　（约 18 秒）</w:t>
+      </w:r>
+    </w:p>
+    <w:p>
+      <w:pPr>
+        <w:spacing w:after="60" w:before="0" w:line="360"/>
+        <w:ind w:firstLine="480"/>
+        <w:jc w:val="both"/>
+      </w:pPr>
+      <w:r>
+        <w:rPr>
+          <w:rFonts w:ascii="宋体" w:eastAsia="宋体" w:hAnsi="宋体"/>
+          <w:sz w:val="24"/>
+          <w:szCs w:val="24"/>
+        </w:rPr>
+        <w:t xml:space="preserve">预期成果包括可运行的系统、算法对比实验数据、需求与设计文档、毕业论文和答辩演示文稿。特色是用改进遗传算法实现多约束多目标的智能组卷，并把组卷与分析打通成闭环。</w:t>
       </w:r>
     </w:p>
     <w:p>
@@ -920,7 +920,7 @@
           <w:sz w:val="20"/>
           <w:szCs w:val="20"/>
         </w:rPr>
-        <w:t xml:space="preserve">　（约 15 秒）</w:t>
+        <w:t xml:space="preserve">　（约 10 秒）</w:t>
       </w:r>
     </w:p>
     <w:p>
